--- a/SmartInsight 技术方案概要（公开）-ok.docx
+++ b/SmartInsight 技术方案概要（公开）-ok.docx
@@ -7,72 +7,37 @@
         <w:jc w:val="center"/>
       </w:pPr>
       <w:r>
-        <w:rPr>
-          <w:rFonts w:ascii="宋体" w:hAnsi="宋体" w:eastAsia="宋体"/>
-          <w:b/>
-          <w:sz w:val="32"/>
-        </w:rPr>
         <w:t>SmartInsight 技术方案概要（公开）</w:t>
       </w:r>
     </w:p>
     <w:p>
       <w:r>
-        <w:rPr>
-          <w:rFonts w:ascii="宋体" w:hAnsi="宋体" w:eastAsia="宋体"/>
-          <w:b w:val="0"/>
-          <w:sz w:val="22"/>
-        </w:rPr>
-        <w:t>定位：面向安全关键软件代码审查场景，帮助团队把需求、设计、代码和历史经验串起来看，覆盖四项核心功能：</w:t>
+        <w:t>定位：面向高安全等级装备软件代码审查场景，帮助团队把需求、设计、代码和历史经验放到同一条质量链路上看，覆盖四项核心环节：</w:t>
       </w:r>
     </w:p>
     <w:p>
       <w:r>
-        <w:rPr>
-          <w:rFonts w:ascii="宋体" w:hAnsi="宋体" w:eastAsia="宋体"/>
-          <w:b w:val="0"/>
-          <w:sz w:val="22"/>
-        </w:rPr>
-        <w:t>• 代码实现与需求满足性确认</w:t>
+        <w:t>• 需求与代码符合性确认</w:t>
       </w:r>
     </w:p>
     <w:p>
       <w:r>
-        <w:rPr>
-          <w:rFonts w:ascii="宋体" w:hAnsi="宋体" w:eastAsia="宋体"/>
-          <w:b w:val="0"/>
-          <w:sz w:val="22"/>
-        </w:rPr>
-        <w:t>• 代码实现与详细设计一致性验证</w:t>
+        <w:t>• 设计落实核查</w:t>
       </w:r>
     </w:p>
     <w:p>
       <w:r>
-        <w:rPr>
-          <w:rFonts w:ascii="宋体" w:hAnsi="宋体" w:eastAsia="宋体"/>
-          <w:b w:val="0"/>
-          <w:sz w:val="22"/>
-        </w:rPr>
-        <w:t>• 基于经验库的已知问题检查</w:t>
+        <w:t>• 经验问题复查</w:t>
       </w:r>
     </w:p>
     <w:p>
       <w:r>
-        <w:rPr>
-          <w:rFonts w:ascii="宋体" w:hAnsi="宋体" w:eastAsia="宋体"/>
-          <w:b w:val="0"/>
-          <w:sz w:val="22"/>
-        </w:rPr>
-        <w:t>• 静态分析结果治理与误报研判</w:t>
+        <w:t>• 工具问题治理</w:t>
       </w:r>
     </w:p>
     <w:p>
       <w:r>
-        <w:rPr>
-          <w:rFonts w:ascii="宋体" w:hAnsi="宋体" w:eastAsia="宋体"/>
-          <w:b/>
-          <w:sz w:val="26"/>
-        </w:rPr>
-        <w:t>整体技术栈</w:t>
+        <w:t>行业现状与发展趋势</w:t>
       </w:r>
     </w:p>
     <w:tbl>
@@ -93,17 +58,8 @@
             <w:vAlign w:val="center"/>
           </w:tcPr>
           <w:p>
-            <w:pPr>
-              <w:jc w:val="left"/>
-            </w:pPr>
-            <w:r/>
             <w:r>
-              <w:rPr>
-                <w:rFonts w:ascii="宋体" w:hAnsi="宋体" w:eastAsia="宋体"/>
-                <w:b/>
-                <w:sz w:val="21"/>
-              </w:rPr>
-              <w:t>功能点</w:t>
+              <w:t>业务环节</w:t>
             </w:r>
           </w:p>
         </w:tc>
@@ -113,17 +69,8 @@
             <w:vAlign w:val="center"/>
           </w:tcPr>
           <w:p>
-            <w:pPr>
-              <w:jc w:val="left"/>
-            </w:pPr>
-            <w:r/>
             <w:r>
-              <w:rPr>
-                <w:rFonts w:ascii="宋体" w:hAnsi="宋体" w:eastAsia="宋体"/>
-                <w:b/>
-                <w:sz w:val="21"/>
-              </w:rPr>
-              <w:t>技术选型</w:t>
+              <w:t>当前支撑重点</w:t>
             </w:r>
           </w:p>
         </w:tc>
@@ -135,17 +82,8 @@
             <w:vAlign w:val="center"/>
           </w:tcPr>
           <w:p>
-            <w:pPr>
-              <w:jc w:val="left"/>
-            </w:pPr>
-            <w:r/>
             <w:r>
-              <w:rPr>
-                <w:rFonts w:ascii="宋体" w:hAnsi="宋体" w:eastAsia="宋体"/>
-                <w:b w:val="0"/>
-                <w:sz w:val="21"/>
-              </w:rPr>
-              <w:t>软件 Web 服务</w:t>
+              <w:t>平台形态</w:t>
             </w:r>
           </w:p>
         </w:tc>
@@ -155,17 +93,8 @@
             <w:vAlign w:val="center"/>
           </w:tcPr>
           <w:p>
-            <w:pPr>
-              <w:jc w:val="left"/>
-            </w:pPr>
-            <w:r/>
             <w:r>
-              <w:rPr>
-                <w:rFonts w:ascii="宋体" w:hAnsi="宋体" w:eastAsia="宋体"/>
-                <w:b w:val="0"/>
-                <w:sz w:val="21"/>
-              </w:rPr>
-              <w:t>FastAPI + Uvicorn，支持任务受理和进度流式展示</w:t>
+              <w:t>以项目为单位提供任务受理、过程展示和结果复核能力。</w:t>
             </w:r>
           </w:p>
         </w:tc>
@@ -177,17 +106,8 @@
             <w:vAlign w:val="center"/>
           </w:tcPr>
           <w:p>
-            <w:pPr>
-              <w:jc w:val="left"/>
-            </w:pPr>
-            <w:r/>
             <w:r>
-              <w:rPr>
-                <w:rFonts w:ascii="宋体" w:hAnsi="宋体" w:eastAsia="宋体"/>
-                <w:b w:val="0"/>
-                <w:sz w:val="21"/>
-              </w:rPr>
-              <w:t>大模型接入</w:t>
+              <w:t>审查方式</w:t>
             </w:r>
           </w:p>
         </w:tc>
@@ -197,17 +117,8 @@
             <w:vAlign w:val="center"/>
           </w:tcPr>
           <w:p>
-            <w:pPr>
-              <w:jc w:val="left"/>
-            </w:pPr>
-            <w:r/>
             <w:r>
-              <w:rPr>
-                <w:rFonts w:ascii="宋体" w:hAnsi="宋体" w:eastAsia="宋体"/>
-                <w:b w:val="0"/>
-                <w:sz w:val="21"/>
-              </w:rPr>
-              <w:t>兼容 OpenAI 接口，按项目动态配置模型、地址和密钥</w:t>
+              <w:t>需求、设计、代码与工具结果统一进入同一审查流程，减少多头切换。</w:t>
             </w:r>
           </w:p>
         </w:tc>
@@ -219,17 +130,8 @@
             <w:vAlign w:val="center"/>
           </w:tcPr>
           <w:p>
-            <w:pPr>
-              <w:jc w:val="left"/>
-            </w:pPr>
-            <w:r/>
             <w:r>
-              <w:rPr>
-                <w:rFonts w:ascii="宋体" w:hAnsi="宋体" w:eastAsia="宋体"/>
-                <w:b w:val="0"/>
-                <w:sz w:val="21"/>
-              </w:rPr>
-              <w:t>代码搜索能力</w:t>
+              <w:t>知识沉淀</w:t>
             </w:r>
           </w:p>
         </w:tc>
@@ -239,17 +141,8 @@
             <w:vAlign w:val="center"/>
           </w:tcPr>
           <w:p>
-            <w:pPr>
-              <w:jc w:val="left"/>
-            </w:pPr>
-            <w:r/>
             <w:r>
-              <w:rPr>
-                <w:rFonts w:ascii="宋体" w:hAnsi="宋体" w:eastAsia="宋体"/>
-                <w:b w:val="0"/>
-                <w:sz w:val="21"/>
-              </w:rPr>
-              <w:t>基于智能搜索流程，按目录、文件和内容逐步收敛证据</w:t>
+              <w:t>沉淀故障模式、规则和历史案例，支持跨项目复用。</w:t>
             </w:r>
           </w:p>
         </w:tc>
@@ -261,17 +154,8 @@
             <w:vAlign w:val="center"/>
           </w:tcPr>
           <w:p>
-            <w:pPr>
-              <w:jc w:val="left"/>
-            </w:pPr>
-            <w:r/>
             <w:r>
-              <w:rPr>
-                <w:rFonts w:ascii="宋体" w:hAnsi="宋体" w:eastAsia="宋体"/>
-                <w:b w:val="0"/>
-                <w:sz w:val="21"/>
-              </w:rPr>
-              <w:t>文档处理</w:t>
+              <w:t>过程管控</w:t>
             </w:r>
           </w:p>
         </w:tc>
@@ -281,17 +165,8 @@
             <w:vAlign w:val="center"/>
           </w:tcPr>
           <w:p>
-            <w:pPr>
-              <w:jc w:val="left"/>
-            </w:pPr>
-            <w:r/>
             <w:r>
-              <w:rPr>
-                <w:rFonts w:ascii="宋体" w:hAnsi="宋体" w:eastAsia="宋体"/>
-                <w:b w:val="0"/>
-                <w:sz w:val="21"/>
-              </w:rPr>
-              <w:t>支持需求与设计文档解析，并兼顾图片内容辅助理解</w:t>
+              <w:t>保留证据位置、审查结论和复核状态，便于持续跟踪。</w:t>
             </w:r>
           </w:p>
         </w:tc>
@@ -303,17 +178,8 @@
             <w:vAlign w:val="center"/>
           </w:tcPr>
           <w:p>
-            <w:pPr>
-              <w:jc w:val="left"/>
-            </w:pPr>
-            <w:r/>
             <w:r>
-              <w:rPr>
-                <w:rFonts w:ascii="宋体" w:hAnsi="宋体" w:eastAsia="宋体"/>
-                <w:b w:val="0"/>
-                <w:sz w:val="21"/>
-              </w:rPr>
-              <w:t>数据存储</w:t>
+              <w:t>结果输出</w:t>
             </w:r>
           </w:p>
         </w:tc>
@@ -323,17 +189,8 @@
             <w:vAlign w:val="center"/>
           </w:tcPr>
           <w:p>
-            <w:pPr>
-              <w:jc w:val="left"/>
-            </w:pPr>
-            <w:r/>
             <w:r>
-              <w:rPr>
-                <w:rFonts w:ascii="宋体" w:hAnsi="宋体" w:eastAsia="宋体"/>
-                <w:b w:val="0"/>
-                <w:sz w:val="21"/>
-              </w:rPr>
-              <w:t>MySQL，用于保存经验库、项目数据和提示词配置</w:t>
+              <w:t>支持形成问题清单、整改建议和汇报材料。</w:t>
             </w:r>
           </w:p>
         </w:tc>
@@ -345,17 +202,8 @@
             <w:vAlign w:val="center"/>
           </w:tcPr>
           <w:p>
-            <w:pPr>
-              <w:jc w:val="left"/>
-            </w:pPr>
-            <w:r/>
             <w:r>
-              <w:rPr>
-                <w:rFonts w:ascii="宋体" w:hAnsi="宋体" w:eastAsia="宋体"/>
-                <w:b w:val="0"/>
-                <w:sz w:val="21"/>
-              </w:rPr>
-              <w:t>软件前端</w:t>
+              <w:t>部署方式</w:t>
             </w:r>
           </w:p>
         </w:tc>
@@ -365,17 +213,8 @@
             <w:vAlign w:val="center"/>
           </w:tcPr>
           <w:p>
-            <w:pPr>
-              <w:jc w:val="left"/>
-            </w:pPr>
-            <w:r/>
             <w:r>
-              <w:rPr>
-                <w:rFonts w:ascii="宋体" w:hAnsi="宋体" w:eastAsia="宋体"/>
-                <w:b w:val="0"/>
-                <w:sz w:val="21"/>
-              </w:rPr>
-              <w:t>轻量网页界面，突出问题清单、证据和处理建议</w:t>
+              <w:t>强调本地部署、数据不出域，适配高安全场景。</w:t>
             </w:r>
           </w:p>
         </w:tc>
@@ -387,17 +226,8 @@
             <w:vAlign w:val="center"/>
           </w:tcPr>
           <w:p>
-            <w:pPr>
-              <w:jc w:val="left"/>
-            </w:pPr>
-            <w:r/>
             <w:r>
-              <w:rPr>
-                <w:rFonts w:ascii="宋体" w:hAnsi="宋体" w:eastAsia="宋体"/>
-                <w:b w:val="0"/>
-                <w:sz w:val="21"/>
-              </w:rPr>
-              <w:t>交付方式</w:t>
+              <w:t>演进重点</w:t>
             </w:r>
           </w:p>
         </w:tc>
@@ -407,17 +237,8 @@
             <w:vAlign w:val="center"/>
           </w:tcPr>
           <w:p>
-            <w:pPr>
-              <w:jc w:val="left"/>
-            </w:pPr>
-            <w:r/>
             <w:r>
-              <w:rPr>
-                <w:rFonts w:ascii="宋体" w:hAnsi="宋体" w:eastAsia="宋体"/>
-                <w:b w:val="0"/>
-                <w:sz w:val="21"/>
-              </w:rPr>
-              <w:t>支持桌面打包与独立部署，便于在项目现场使用</w:t>
+              <w:t>增强增量审查、经验回流和多工具统一治理能力。</w:t>
             </w:r>
           </w:p>
         </w:tc>
@@ -425,460 +246,187 @@
     </w:tbl>
     <w:p>
       <w:r>
-        <w:rPr>
-          <w:rFonts w:ascii="宋体" w:hAnsi="宋体" w:eastAsia="宋体"/>
-          <w:b/>
-          <w:sz w:val="26"/>
-        </w:rPr>
-        <w:t>四大功能的核心难点与解决方案</w:t>
+        <w:t>四项核心环节的重点与演进方向</w:t>
       </w:r>
     </w:p>
     <w:p>
       <w:r>
-        <w:rPr>
-          <w:rFonts w:ascii="宋体" w:hAnsi="宋体" w:eastAsia="宋体"/>
-          <w:b/>
-          <w:sz w:val="24"/>
-        </w:rPr>
-        <w:t>代码实现与需求满足性确认</w:t>
+        <w:t>需求与代码符合性确认</w:t>
       </w:r>
     </w:p>
     <w:p>
       <w:r>
-        <w:rPr>
-          <w:rFonts w:ascii="宋体" w:hAnsi="宋体" w:eastAsia="宋体"/>
-          <w:b/>
-          <w:sz w:val="22"/>
-        </w:rPr>
-        <w:t>方案：</w:t>
-      </w:r>
-      <w:r>
-        <w:rPr>
-          <w:rFonts w:ascii="宋体" w:hAnsi="宋体" w:eastAsia="宋体"/>
-          <w:b w:val="0"/>
-          <w:sz w:val="22"/>
-        </w:rPr>
-        <w:t>将需求条目逐条与代码实现进行比对，给出“已覆盖、部分覆盖、未找到”的判断，并附上可复核的证据位置，让审查更聚焦。</w:t>
+        <w:t>当前做法：围绕需求条款逐项核对代码实现位置、处理逻辑和证据来源，让需求确认从“靠经验翻代码”转向“有依据地复核重点项”。</w:t>
       </w:r>
     </w:p>
     <w:p>
       <w:r>
-        <w:rPr>
-          <w:rFonts w:ascii="宋体" w:hAnsi="宋体" w:eastAsia="宋体"/>
-          <w:b/>
-          <w:sz w:val="22"/>
-        </w:rPr>
-        <w:t>难点：</w:t>
-      </w:r>
-      <w:r>
-        <w:rPr>
-          <w:rFonts w:ascii="宋体" w:hAnsi="宋体" w:eastAsia="宋体"/>
-          <w:b w:val="0"/>
-          <w:sz w:val="22"/>
-        </w:rPr>
+        <w:t>业务现状：</w:t>
       </w:r>
     </w:p>
     <w:p>
       <w:r>
-        <w:rPr>
-          <w:rFonts w:ascii="宋体" w:hAnsi="宋体" w:eastAsia="宋体"/>
-          <w:b w:val="0"/>
-          <w:sz w:val="22"/>
-        </w:rPr>
-        <w:t>• 需求表述往往偏高层，和代码实现之间存在理解落差。</w:t>
+        <w:t>• 需求、设计、代码分散在不同资料中，人工串联成本高。</w:t>
       </w:r>
     </w:p>
     <w:p>
       <w:r>
-        <w:rPr>
-          <w:rFonts w:ascii="宋体" w:hAnsi="宋体" w:eastAsia="宋体"/>
-          <w:b w:val="0"/>
-          <w:sz w:val="22"/>
-        </w:rPr>
-        <w:t>• 一个需求可能分散在多个模块、配置项或初始化流程中。</w:t>
+        <w:t>• 软件规模持续增长，全量人工走查越来越难覆盖。</w:t>
       </w:r>
     </w:p>
     <w:p>
       <w:r>
-        <w:rPr>
-          <w:rFonts w:ascii="宋体" w:hAnsi="宋体" w:eastAsia="宋体"/>
-          <w:b w:val="0"/>
-          <w:sz w:val="22"/>
-        </w:rPr>
-        <w:t>• 长文档、重复条目和复杂图示会影响前期整理效率。</w:t>
+        <w:t>• 需求频繁迭代后，回归确认容易重复劳动。</w:t>
       </w:r>
     </w:p>
     <w:p>
       <w:r>
-        <w:rPr>
-          <w:rFonts w:ascii="宋体" w:hAnsi="宋体" w:eastAsia="宋体"/>
-          <w:b/>
-          <w:sz w:val="22"/>
-        </w:rPr>
-        <w:t>待攻关：</w:t>
-      </w:r>
-      <w:r>
-        <w:rPr>
-          <w:rFonts w:ascii="宋体" w:hAnsi="宋体" w:eastAsia="宋体"/>
-          <w:b w:val="0"/>
-          <w:sz w:val="22"/>
-        </w:rPr>
+        <w:t>发展趋势：</w:t>
       </w:r>
     </w:p>
     <w:p>
       <w:r>
-        <w:rPr>
-          <w:rFonts w:ascii="宋体" w:hAnsi="宋体" w:eastAsia="宋体"/>
-          <w:b w:val="0"/>
-          <w:sz w:val="22"/>
-        </w:rPr>
-        <w:t>• 提升对图表、表格和公式内容的理解能力。</w:t>
+        <w:t>• 代码走查正从抽样检查转向“全量筛查+人工聚焦复核”。</w:t>
       </w:r>
     </w:p>
     <w:p>
       <w:r>
-        <w:rPr>
-          <w:rFonts w:ascii="宋体" w:hAnsi="宋体" w:eastAsia="宋体"/>
-          <w:b w:val="0"/>
-          <w:sz w:val="22"/>
-        </w:rPr>
-        <w:t>• 增强需求与代码之间的跨层映射效果。</w:t>
+        <w:t>• 需求、代码、问题单的持续联动会成为版本管理常态。</w:t>
       </w:r>
     </w:p>
     <w:p>
       <w:r>
-        <w:rPr>
-          <w:rFonts w:ascii="宋体" w:hAnsi="宋体" w:eastAsia="宋体"/>
-          <w:b/>
-          <w:sz w:val="24"/>
-        </w:rPr>
-        <w:t>代码实现与详细设计一致性验证</w:t>
+        <w:t>设计落实核查</w:t>
       </w:r>
     </w:p>
     <w:p>
       <w:r>
-        <w:rPr>
-          <w:rFonts w:ascii="宋体" w:hAnsi="宋体" w:eastAsia="宋体"/>
-          <w:b/>
-          <w:sz w:val="22"/>
-        </w:rPr>
-        <w:t>方案：</w:t>
-      </w:r>
-      <w:r>
-        <w:rPr>
-          <w:rFonts w:ascii="宋体" w:hAnsi="宋体" w:eastAsia="宋体"/>
-          <w:b w:val="0"/>
-          <w:sz w:val="22"/>
-        </w:rPr>
-        <w:t>围绕详细设计说明，检查代码是否按设计思路落地，帮助团队更早发现实现偏差、遗漏和接口不一致问题。</w:t>
+        <w:t>当前做法：围绕详细设计说明检查实现是否按设计思路落地，把接口偏差、逻辑遗漏和约束失配尽量前移发现。</w:t>
       </w:r>
     </w:p>
     <w:p>
       <w:r>
-        <w:rPr>
-          <w:rFonts w:ascii="宋体" w:hAnsi="宋体" w:eastAsia="宋体"/>
-          <w:b/>
-          <w:sz w:val="22"/>
-        </w:rPr>
-        <w:t>难点：</w:t>
-      </w:r>
-      <w:r>
-        <w:rPr>
-          <w:rFonts w:ascii="宋体" w:hAnsi="宋体" w:eastAsia="宋体"/>
-          <w:b w:val="0"/>
-          <w:sz w:val="22"/>
-        </w:rPr>
+        <w:t>业务现状：</w:t>
       </w:r>
     </w:p>
     <w:p>
       <w:r>
-        <w:rPr>
-          <w:rFonts w:ascii="宋体" w:hAnsi="宋体" w:eastAsia="宋体"/>
-          <w:b w:val="0"/>
-          <w:sz w:val="22"/>
-        </w:rPr>
-        <w:t>• 设计文档颗粒度不统一，部分内容描述不完整。</w:t>
+        <w:t>• 设计文档更新快、颗粒度不一，审查结论容易失效。</w:t>
       </w:r>
     </w:p>
     <w:p>
       <w:r>
-        <w:rPr>
-          <w:rFonts w:ascii="宋体" w:hAnsi="宋体" w:eastAsia="宋体"/>
-          <w:b w:val="0"/>
-          <w:sz w:val="22"/>
-        </w:rPr>
-        <w:t>• 同一设计点可能分布在多个文件和调用链中。</w:t>
+        <w:t>• 一个设计点往往落在多个模块和调用关系中，人工追踪费时。</w:t>
       </w:r>
     </w:p>
     <w:p>
       <w:r>
-        <w:rPr>
-          <w:rFonts w:ascii="宋体" w:hAnsi="宋体" w:eastAsia="宋体"/>
-          <w:b w:val="0"/>
-          <w:sz w:val="22"/>
-        </w:rPr>
-        <w:t>• 设计变更后，历史审查结论容易失效。</w:t>
+        <w:t>• 项目越来越重视“发现问题后能否快速定位证据”。</w:t>
       </w:r>
     </w:p>
     <w:p>
       <w:r>
-        <w:rPr>
-          <w:rFonts w:ascii="宋体" w:hAnsi="宋体" w:eastAsia="宋体"/>
-          <w:b/>
-          <w:sz w:val="22"/>
-        </w:rPr>
-        <w:t>待攻关：</w:t>
-      </w:r>
-      <w:r>
-        <w:rPr>
-          <w:rFonts w:ascii="宋体" w:hAnsi="宋体" w:eastAsia="宋体"/>
-          <w:b w:val="0"/>
-          <w:sz w:val="22"/>
-        </w:rPr>
+        <w:t>发展趋势：</w:t>
       </w:r>
     </w:p>
     <w:p>
       <w:r>
-        <w:rPr>
-          <w:rFonts w:ascii="宋体" w:hAnsi="宋体" w:eastAsia="宋体"/>
-          <w:b w:val="0"/>
-          <w:sz w:val="22"/>
-        </w:rPr>
-        <w:t>• 加强设计变更后的增量核查能力。</w:t>
+        <w:t>• 设计核查会从一次性审查转向随版本持续跟踪。</w:t>
       </w:r>
     </w:p>
     <w:p>
       <w:r>
-        <w:rPr>
-          <w:rFonts w:ascii="宋体" w:hAnsi="宋体" w:eastAsia="宋体"/>
-          <w:b w:val="0"/>
-          <w:sz w:val="22"/>
-        </w:rPr>
-        <w:t>• 提升设计说明与代码结构之间的自动关联能力。</w:t>
+        <w:t>• 差异提醒、增量核查和证据留痕会成为常用能力。</w:t>
       </w:r>
     </w:p>
     <w:p>
       <w:r>
-        <w:rPr>
-          <w:rFonts w:ascii="宋体" w:hAnsi="宋体" w:eastAsia="宋体"/>
-          <w:b/>
-          <w:sz w:val="24"/>
-        </w:rPr>
-        <w:t>基于经验库的已知问题检查</w:t>
+        <w:t>经验问题复查</w:t>
       </w:r>
     </w:p>
     <w:p>
       <w:r>
-        <w:rPr>
-          <w:rFonts w:ascii="宋体" w:hAnsi="宋体" w:eastAsia="宋体"/>
-          <w:b/>
-          <w:sz w:val="22"/>
-        </w:rPr>
-        <w:t>方案：</w:t>
-      </w:r>
-      <w:r>
-        <w:rPr>
-          <w:rFonts w:ascii="宋体" w:hAnsi="宋体" w:eastAsia="宋体"/>
-          <w:b w:val="0"/>
-          <w:sz w:val="22"/>
-        </w:rPr>
-        <w:t>把团队积累的故障模式、规则和经验沉淀下来，对重点模块开展定向检查，帮助减少“老问题反复出现”。</w:t>
+        <w:t>当前做法：把历史型号中常见的故障模式、规则和审查经验沉淀下来，对重点模块开展定向复查，减少老问题反复出现。</w:t>
       </w:r>
     </w:p>
     <w:p>
       <w:r>
-        <w:rPr>
-          <w:rFonts w:ascii="宋体" w:hAnsi="宋体" w:eastAsia="宋体"/>
-          <w:b/>
-          <w:sz w:val="22"/>
-        </w:rPr>
-        <w:t>难点：</w:t>
-      </w:r>
-      <w:r>
-        <w:rPr>
-          <w:rFonts w:ascii="宋体" w:hAnsi="宋体" w:eastAsia="宋体"/>
-          <w:b w:val="0"/>
-          <w:sz w:val="22"/>
-        </w:rPr>
+        <w:t>业务现状：</w:t>
       </w:r>
     </w:p>
     <w:p>
       <w:r>
-        <w:rPr>
-          <w:rFonts w:ascii="宋体" w:hAnsi="宋体" w:eastAsia="宋体"/>
-          <w:b w:val="0"/>
-          <w:sz w:val="22"/>
-        </w:rPr>
-        <w:t>• 经验条目的表达方式不统一，命中效果容易波动。</w:t>
+        <w:t>• 同类问题在不同项目中反复出现，但经验常掌握在少数专家手里。</w:t>
       </w:r>
     </w:p>
     <w:p>
       <w:r>
-        <w:rPr>
-          <w:rFonts w:ascii="宋体" w:hAnsi="宋体" w:eastAsia="宋体"/>
-          <w:b w:val="0"/>
-          <w:sz w:val="22"/>
-        </w:rPr>
-        <w:t>• 同一类问题在不同项目中的表现形式差异较大。</w:t>
+        <w:t>• 经验条目表达方式不统一，复用效果容易波动。</w:t>
       </w:r>
     </w:p>
     <w:p>
       <w:r>
-        <w:rPr>
-          <w:rFonts w:ascii="宋体" w:hAnsi="宋体" w:eastAsia="宋体"/>
-          <w:b w:val="0"/>
-          <w:sz w:val="22"/>
-        </w:rPr>
-        <w:t>• 经验库更新如果不及时，价值会逐步下降。</w:t>
+        <w:t>• 新项目普遍希望把过往教训直接转化为可执行检查项。</w:t>
       </w:r>
     </w:p>
     <w:p>
       <w:r>
-        <w:rPr>
-          <w:rFonts w:ascii="宋体" w:hAnsi="宋体" w:eastAsia="宋体"/>
-          <w:b/>
-          <w:sz w:val="22"/>
-        </w:rPr>
-        <w:t>待攻关：</w:t>
-      </w:r>
-      <w:r>
-        <w:rPr>
-          <w:rFonts w:ascii="宋体" w:hAnsi="宋体" w:eastAsia="宋体"/>
-          <w:b w:val="0"/>
-          <w:sz w:val="22"/>
-        </w:rPr>
+        <w:t>发展趋势：</w:t>
       </w:r>
     </w:p>
     <w:p>
       <w:r>
-        <w:rPr>
-          <w:rFonts w:ascii="宋体" w:hAnsi="宋体" w:eastAsia="宋体"/>
-          <w:b w:val="0"/>
-          <w:sz w:val="22"/>
-        </w:rPr>
-        <w:t>• 完善经验条目的结构化沉淀方式。</w:t>
+        <w:t>• 经验库会从个人笔记转向团队共享的长期资产。</w:t>
       </w:r>
     </w:p>
     <w:p>
       <w:r>
-        <w:rPr>
-          <w:rFonts w:ascii="宋体" w:hAnsi="宋体" w:eastAsia="宋体"/>
-          <w:b w:val="0"/>
-          <w:sz w:val="22"/>
-        </w:rPr>
-        <w:t>• 建立人工确认结果向经验库回流的闭环。</w:t>
+        <w:t>• 高风险专题检查会与项目阶段、模块属性和历史缺陷联动。</w:t>
       </w:r>
     </w:p>
     <w:p>
       <w:r>
-        <w:rPr>
-          <w:rFonts w:ascii="宋体" w:hAnsi="宋体" w:eastAsia="宋体"/>
-          <w:b/>
-          <w:sz w:val="24"/>
-        </w:rPr>
-        <w:t>静态分析结果治理与误报研判</w:t>
+        <w:t>工具问题治理</w:t>
       </w:r>
     </w:p>
     <w:p>
       <w:r>
-        <w:rPr>
-          <w:rFonts w:ascii="宋体" w:hAnsi="宋体" w:eastAsia="宋体"/>
-          <w:b/>
-          <w:sz w:val="22"/>
-        </w:rPr>
-        <w:t>方案：</w:t>
-      </w:r>
-      <w:r>
-        <w:rPr>
-          <w:rFonts w:ascii="宋体" w:hAnsi="宋体" w:eastAsia="宋体"/>
-          <w:b w:val="0"/>
-          <w:sz w:val="22"/>
-        </w:rPr>
-        <w:t>将多种工具产生的问题统一整理后，再对高优先级问题做二次研判，减少团队在重复筛查和误报处理上的时间投入。</w:t>
+        <w:t>当前做法：把多种代码检查工具输出的问题统一整理，再结合上下文做二次研判，帮助团队优先处理真正影响质量的事项。</w:t>
       </w:r>
     </w:p>
     <w:p>
       <w:r>
-        <w:rPr>
-          <w:rFonts w:ascii="宋体" w:hAnsi="宋体" w:eastAsia="宋体"/>
-          <w:b/>
-          <w:sz w:val="22"/>
-        </w:rPr>
-        <w:t>难点：</w:t>
-      </w:r>
-      <w:r>
-        <w:rPr>
-          <w:rFonts w:ascii="宋体" w:hAnsi="宋体" w:eastAsia="宋体"/>
-          <w:b w:val="0"/>
-          <w:sz w:val="22"/>
-        </w:rPr>
+        <w:t>业务现状：</w:t>
       </w:r>
     </w:p>
     <w:p>
       <w:r>
-        <w:rPr>
-          <w:rFonts w:ascii="宋体" w:hAnsi="宋体" w:eastAsia="宋体"/>
-          <w:b w:val="0"/>
-          <w:sz w:val="22"/>
-        </w:rPr>
-        <w:t>• 不同工具输出格式差异大，整理成本高。</w:t>
+        <w:t>• 检查工具越来越多，但误报多、口径不一的问题依旧明显。</w:t>
       </w:r>
     </w:p>
     <w:p>
       <w:r>
-        <w:rPr>
-          <w:rFonts w:ascii="宋体" w:hAnsi="宋体" w:eastAsia="宋体"/>
-          <w:b w:val="0"/>
-          <w:sz w:val="22"/>
-        </w:rPr>
-        <w:t>• 批量去重和归并时，容易把相似问题判断错。</w:t>
+        <w:t>• 问题清单分散在不同工具中，整改优先级难统一。</w:t>
       </w:r>
     </w:p>
     <w:p>
       <w:r>
-        <w:rPr>
-          <w:rFonts w:ascii="宋体" w:hAnsi="宋体" w:eastAsia="宋体"/>
-          <w:b w:val="0"/>
-          <w:sz w:val="22"/>
-        </w:rPr>
-        <w:t>• 问题越多，优先级判断和误报研判越依赖上下文。</w:t>
+        <w:t>• 管理层更关注问题闭环效率，而不只是问题数量。</w:t>
       </w:r>
     </w:p>
     <w:p>
       <w:r>
-        <w:rPr>
-          <w:rFonts w:ascii="宋体" w:hAnsi="宋体" w:eastAsia="宋体"/>
-          <w:b/>
-          <w:sz w:val="22"/>
-        </w:rPr>
-        <w:t>待攻关：</w:t>
-      </w:r>
-      <w:r>
-        <w:rPr>
-          <w:rFonts w:ascii="宋体" w:hAnsi="宋体" w:eastAsia="宋体"/>
-          <w:b w:val="0"/>
-          <w:sz w:val="22"/>
-        </w:rPr>
+        <w:t>发展趋势：</w:t>
       </w:r>
     </w:p>
     <w:p>
       <w:r>
-        <w:rPr>
-          <w:rFonts w:ascii="宋体" w:hAnsi="宋体" w:eastAsia="宋体"/>
-          <w:b w:val="0"/>
-          <w:sz w:val="22"/>
-        </w:rPr>
-        <w:t>• 建立更直观的归并质量评估方法。</w:t>
+        <w:t>• 多源问题统一治理会成为质量管理的重要入口。</w:t>
       </w:r>
     </w:p>
     <w:p>
       <w:r>
-        <w:rPr>
-          <w:rFonts w:ascii="宋体" w:hAnsi="宋体" w:eastAsia="宋体"/>
-          <w:b w:val="0"/>
-          <w:sz w:val="22"/>
-        </w:rPr>
-        <w:t>• 优化问题数量、上下文规模与研判效率之间的平衡。</w:t>
+        <w:t>• 私有化部署、证据留痕和整改建议闭环会逐步成为标配。</w:t>
       </w:r>
     </w:p>
     <w:sectPr>

--- a/SmartInsight 技术方案概要（公开）-ok.docx
+++ b/SmartInsight 技术方案概要（公开）-ok.docx
@@ -7,37 +7,182 @@
         <w:jc w:val="center"/>
       </w:pPr>
       <w:r>
+        <w:rPr>
+          <w:rFonts w:ascii="宋体" w:hAnsi="宋体" w:eastAsia="宋体"/>
+          <w:b/>
+          <w:sz w:val="32"/>
+        </w:rPr>
         <w:t>SmartInsight 技术方案概要（公开）</w:t>
       </w:r>
     </w:p>
     <w:p>
       <w:r>
-        <w:t>定位：面向高安全等级装备软件代码审查场景，帮助团队把需求、设计、代码和历史经验放到同一条质量链路上看，覆盖四项核心环节：</w:t>
+        <w:rPr>
+          <w:rFonts w:ascii="宋体" w:hAnsi="宋体" w:eastAsia="宋体"/>
+          <w:b/>
+          <w:sz w:val="26"/>
+        </w:rPr>
+        <w:t>一、软件定位</w:t>
+      </w:r>
+    </w:p>
+    <w:p>
+      <w:pPr>
+        <w:ind w:firstLine="480"/>
+      </w:pPr>
+      <w:r>
+        <w:rPr>
+          <w:rFonts w:ascii="宋体" w:hAnsi="宋体" w:eastAsia="宋体"/>
+          <w:b w:val="0"/>
+          <w:sz w:val="22"/>
+        </w:rPr>
+        <w:t>SmartInsight 面向高安全等级装备软件代码走查场景，服务代码审查、问题复盘和质量门禁等工作，帮助团队把需求、设计、代码、工具问题和历史经验放到同一条质量链路上看。</w:t>
+      </w:r>
+    </w:p>
+    <w:p>
+      <w:pPr>
+        <w:ind w:firstLine="480"/>
+      </w:pPr>
+      <w:r>
+        <w:rPr>
+          <w:rFonts w:ascii="宋体" w:hAnsi="宋体" w:eastAsia="宋体"/>
+          <w:b w:val="0"/>
+          <w:sz w:val="22"/>
+        </w:rPr>
+        <w:t>软件重点解决“资料分散、走查工作量大、专家供给不足、工具误报多、整改闭环慢”等现实问题，让代码走查从依赖个别专家的人工活动，转向可追溯、可复核、可积累的团队能力。</w:t>
       </w:r>
     </w:p>
     <w:p>
       <w:r>
-        <w:t>• 需求与代码符合性确认</w:t>
+        <w:rPr>
+          <w:rFonts w:ascii="宋体" w:hAnsi="宋体" w:eastAsia="宋体"/>
+          <w:b/>
+          <w:sz w:val="26"/>
+        </w:rPr>
+        <w:t>二、主要业务功能条目</w:t>
+      </w:r>
+    </w:p>
+    <w:p>
+      <w:pPr>
+        <w:ind w:left="360"/>
+      </w:pPr>
+      <w:r>
+        <w:rPr>
+          <w:rFonts w:ascii="宋体" w:hAnsi="宋体" w:eastAsia="宋体"/>
+          <w:b w:val="0"/>
+          <w:sz w:val="22"/>
+        </w:rPr>
+        <w:t>• 资料接入与代码仓理解：统一整理需求、设计、代码仓结构和历史问题资料。</w:t>
+      </w:r>
+    </w:p>
+    <w:p>
+      <w:pPr>
+        <w:ind w:left="360"/>
+      </w:pPr>
+      <w:r>
+        <w:rPr>
+          <w:rFonts w:ascii="宋体" w:hAnsi="宋体" w:eastAsia="宋体"/>
+          <w:b w:val="0"/>
+          <w:sz w:val="22"/>
+        </w:rPr>
+        <w:t>• 需求与代码符合性审查：逐条核对需求是否真正落实到代码实现。</w:t>
+      </w:r>
+    </w:p>
+    <w:p>
+      <w:pPr>
+        <w:ind w:left="360"/>
+      </w:pPr>
+      <w:r>
+        <w:rPr>
+          <w:rFonts w:ascii="宋体" w:hAnsi="宋体" w:eastAsia="宋体"/>
+          <w:b w:val="0"/>
+          <w:sz w:val="22"/>
+        </w:rPr>
+        <w:t>• 设计落实核查：检查接口、逻辑、约束和关键设计思路是否按预期落地。</w:t>
+      </w:r>
+    </w:p>
+    <w:p>
+      <w:pPr>
+        <w:ind w:left="360"/>
+      </w:pPr>
+      <w:r>
+        <w:rPr>
+          <w:rFonts w:ascii="宋体" w:hAnsi="宋体" w:eastAsia="宋体"/>
+          <w:b w:val="0"/>
+          <w:sz w:val="22"/>
+        </w:rPr>
+        <w:t>• 经验问题复查：把历史故障模式和专项经验转成可重复执行的检查项。</w:t>
+      </w:r>
+    </w:p>
+    <w:p>
+      <w:pPr>
+        <w:ind w:left="360"/>
+      </w:pPr>
+      <w:r>
+        <w:rPr>
+          <w:rFonts w:ascii="宋体" w:hAnsi="宋体" w:eastAsia="宋体"/>
+          <w:b w:val="0"/>
+          <w:sz w:val="22"/>
+        </w:rPr>
+        <w:t>• 多工具问题统一治理：汇总多种扫描工具结果，帮助团队聚焦真正需要处理的问题。</w:t>
       </w:r>
     </w:p>
     <w:p>
       <w:r>
-        <w:t>• 设计落实核查</w:t>
+        <w:rPr>
+          <w:rFonts w:ascii="宋体" w:hAnsi="宋体" w:eastAsia="宋体"/>
+          <w:b/>
+          <w:sz w:val="26"/>
+        </w:rPr>
+        <w:t>三、行业现状及发展趋势</w:t>
+      </w:r>
+    </w:p>
+    <w:p>
+      <w:pPr>
+        <w:ind w:firstLine="480"/>
+      </w:pPr>
+      <w:r>
+        <w:rPr>
+          <w:rFonts w:ascii="宋体" w:hAnsi="宋体" w:eastAsia="宋体"/>
+          <w:b w:val="0"/>
+          <w:sz w:val="22"/>
+        </w:rPr>
+        <w:t>当前高安全软件代码走查仍以人工抽样和专家会审为主，面对持续增长的代码规模和多轮迭代节奏，传统方式越来越难做到全量覆盖与快速回归。</w:t>
+      </w:r>
+    </w:p>
+    <w:p>
+      <w:pPr>
+        <w:ind w:firstLine="480"/>
+      </w:pPr>
+      <w:r>
+        <w:rPr>
+          <w:rFonts w:ascii="宋体" w:hAnsi="宋体" w:eastAsia="宋体"/>
+          <w:b w:val="0"/>
+          <w:sz w:val="22"/>
+        </w:rPr>
+        <w:t>行业正在从“工具发现问题、人工慢速筛选”转向“全量筛查、智能归并、人工聚焦复核”。未来对增量走查、证据留痕、经验回流和多工具统一治理的要求会越来越高。</w:t>
+      </w:r>
+    </w:p>
+    <w:p>
+      <w:pPr>
+        <w:ind w:firstLine="480"/>
+      </w:pPr>
+      <w:r>
+        <w:rPr>
+          <w:rFonts w:ascii="宋体" w:hAnsi="宋体" w:eastAsia="宋体"/>
+          <w:b w:val="0"/>
+          <w:sz w:val="22"/>
+        </w:rPr>
+        <w:t>在高安全领域，私有化部署、知识库增强、规则约束和人工确认结合的代码走查平台会成为常态，代码审查能力也会逐步沉淀为跨型号共享资产。</w:t>
       </w:r>
     </w:p>
     <w:p>
       <w:r>
-        <w:t>• 经验问题复查</w:t>
-      </w:r>
-    </w:p>
-    <w:p>
-      <w:r>
-        <w:t>• 工具问题治理</w:t>
-      </w:r>
-    </w:p>
-    <w:p>
-      <w:r>
-        <w:t>行业现状与发展趋势</w:t>
+        <w:rPr>
+          <w:rFonts w:ascii="宋体" w:hAnsi="宋体" w:eastAsia="宋体"/>
+          <w:b/>
+          <w:sz w:val="26"/>
+        </w:rPr>
+        <w:t>四、软件技术栈列表</w:t>
       </w:r>
     </w:p>
     <w:tbl>
@@ -48,29 +193,56 @@
         <w:tblLook w:firstColumn="1" w:firstRow="1" w:lastColumn="0" w:lastRow="0" w:noHBand="0" w:noVBand="1" w:val="04A0"/>
       </w:tblPr>
       <w:tblGrid>
-        <w:gridCol w:w="4703"/>
-        <w:gridCol w:w="4703"/>
+        <w:gridCol w:w="3120"/>
+        <w:gridCol w:w="3120"/>
+        <w:gridCol w:w="3120"/>
       </w:tblGrid>
       <w:tr>
         <w:tc>
           <w:tcPr>
-            <w:tcW w:type="dxa" w:w="2381"/>
-            <w:vAlign w:val="center"/>
+            <w:tcW w:type="dxa" w:w="3120"/>
           </w:tcPr>
           <w:p>
+            <w:r/>
             <w:r>
-              <w:t>业务环节</w:t>
+              <w:rPr>
+                <w:rFonts w:ascii="宋体" w:hAnsi="宋体" w:eastAsia="宋体"/>
+                <w:b/>
+                <w:sz w:val="21"/>
+              </w:rPr>
+              <w:t>功能规格点</w:t>
             </w:r>
           </w:p>
         </w:tc>
         <w:tc>
           <w:tcPr>
-            <w:tcW w:type="dxa" w:w="6690"/>
-            <w:vAlign w:val="center"/>
+            <w:tcW w:type="dxa" w:w="3120"/>
           </w:tcPr>
           <w:p>
+            <w:r/>
             <w:r>
-              <w:t>当前支撑重点</w:t>
+              <w:rPr>
+                <w:rFonts w:ascii="宋体" w:hAnsi="宋体" w:eastAsia="宋体"/>
+                <w:b/>
+                <w:sz w:val="21"/>
+              </w:rPr>
+              <w:t>技术选型</w:t>
+            </w:r>
+          </w:p>
+        </w:tc>
+        <w:tc>
+          <w:tcPr>
+            <w:tcW w:type="dxa" w:w="3120"/>
+          </w:tcPr>
+          <w:p>
+            <w:r/>
+            <w:r>
+              <w:rPr>
+                <w:rFonts w:ascii="宋体" w:hAnsi="宋体" w:eastAsia="宋体"/>
+                <w:b/>
+                <w:sz w:val="21"/>
+              </w:rPr>
+              <w:t>用途说明</w:t>
             </w:r>
           </w:p>
         </w:tc>
@@ -78,23 +250,49 @@
       <w:tr>
         <w:tc>
           <w:tcPr>
-            <w:tcW w:type="dxa" w:w="2381"/>
-            <w:vAlign w:val="center"/>
+            <w:tcW w:type="dxa" w:w="3120"/>
           </w:tcPr>
           <w:p>
+            <w:r/>
             <w:r>
-              <w:t>平台形态</w:t>
+              <w:rPr>
+                <w:rFonts w:ascii="宋体" w:hAnsi="宋体" w:eastAsia="宋体"/>
+                <w:b w:val="0"/>
+                <w:sz w:val="21"/>
+              </w:rPr>
+              <w:t>平台底座</w:t>
             </w:r>
           </w:p>
         </w:tc>
         <w:tc>
           <w:tcPr>
-            <w:tcW w:type="dxa" w:w="6690"/>
-            <w:vAlign w:val="center"/>
+            <w:tcW w:type="dxa" w:w="3120"/>
           </w:tcPr>
           <w:p>
+            <w:r/>
             <w:r>
-              <w:t>以项目为单位提供任务受理、过程展示和结果复核能力。</w:t>
+              <w:rPr>
+                <w:rFonts w:ascii="宋体" w:hAnsi="宋体" w:eastAsia="宋体"/>
+                <w:b w:val="0"/>
+                <w:sz w:val="21"/>
+              </w:rPr>
+              <w:t>Python服务框架（FastAPI）、Vue3页面、PostgreSQL、Redis、MinIO、一体机/容器化部署</w:t>
+            </w:r>
+          </w:p>
+        </w:tc>
+        <w:tc>
+          <w:tcPr>
+            <w:tcW w:type="dxa" w:w="3120"/>
+          </w:tcPr>
+          <w:p>
+            <w:r/>
+            <w:r>
+              <w:rPr>
+                <w:rFonts w:ascii="宋体" w:hAnsi="宋体" w:eastAsia="宋体"/>
+                <w:b w:val="0"/>
+                <w:sz w:val="21"/>
+              </w:rPr>
+              <w:t>支撑项目任务、进度展示、问题留痕和本地部署。</w:t>
             </w:r>
           </w:p>
         </w:tc>
@@ -102,23 +300,49 @@
       <w:tr>
         <w:tc>
           <w:tcPr>
-            <w:tcW w:type="dxa" w:w="2381"/>
-            <w:vAlign w:val="center"/>
+            <w:tcW w:type="dxa" w:w="3120"/>
           </w:tcPr>
           <w:p>
+            <w:r/>
             <w:r>
-              <w:t>审查方式</w:t>
+              <w:rPr>
+                <w:rFonts w:ascii="宋体" w:hAnsi="宋体" w:eastAsia="宋体"/>
+                <w:b w:val="0"/>
+                <w:sz w:val="21"/>
+              </w:rPr>
+              <w:t>代码仓理解</w:t>
             </w:r>
           </w:p>
         </w:tc>
         <w:tc>
           <w:tcPr>
-            <w:tcW w:type="dxa" w:w="6690"/>
-            <w:vAlign w:val="center"/>
+            <w:tcW w:type="dxa" w:w="3120"/>
           </w:tcPr>
           <w:p>
+            <w:r/>
             <w:r>
-              <w:t>需求、设计、代码与工具结果统一进入同一审查流程，减少多头切换。</w:t>
+              <w:rPr>
+                <w:rFonts w:ascii="宋体" w:hAnsi="宋体" w:eastAsia="宋体"/>
+                <w:b w:val="0"/>
+                <w:sz w:val="21"/>
+              </w:rPr>
+              <w:t>仓结构地图、代码搜索、上下文检索</w:t>
+            </w:r>
+          </w:p>
+        </w:tc>
+        <w:tc>
+          <w:tcPr>
+            <w:tcW w:type="dxa" w:w="3120"/>
+          </w:tcPr>
+          <w:p>
+            <w:r/>
+            <w:r>
+              <w:rPr>
+                <w:rFonts w:ascii="宋体" w:hAnsi="宋体" w:eastAsia="宋体"/>
+                <w:b w:val="0"/>
+                <w:sz w:val="21"/>
+              </w:rPr>
+              <w:t>帮助走查任务快速定位相关模块和关键证据。</w:t>
             </w:r>
           </w:p>
         </w:tc>
@@ -126,23 +350,49 @@
       <w:tr>
         <w:tc>
           <w:tcPr>
-            <w:tcW w:type="dxa" w:w="2381"/>
-            <w:vAlign w:val="center"/>
+            <w:tcW w:type="dxa" w:w="3120"/>
           </w:tcPr>
           <w:p>
+            <w:r/>
             <w:r>
-              <w:t>知识沉淀</w:t>
+              <w:rPr>
+                <w:rFonts w:ascii="宋体" w:hAnsi="宋体" w:eastAsia="宋体"/>
+                <w:b w:val="0"/>
+                <w:sz w:val="21"/>
+              </w:rPr>
+              <w:t>符合性审查</w:t>
             </w:r>
           </w:p>
         </w:tc>
         <w:tc>
           <w:tcPr>
-            <w:tcW w:type="dxa" w:w="6690"/>
-            <w:vAlign w:val="center"/>
+            <w:tcW w:type="dxa" w:w="3120"/>
           </w:tcPr>
           <w:p>
+            <w:r/>
             <w:r>
-              <w:t>沉淀故障模式、规则和历史案例，支持跨项目复用。</w:t>
+              <w:rPr>
+                <w:rFonts w:ascii="宋体" w:hAnsi="宋体" w:eastAsia="宋体"/>
+                <w:b w:val="0"/>
+                <w:sz w:val="21"/>
+              </w:rPr>
+              <w:t>需求对照、设计比对、多智能体协同</w:t>
+            </w:r>
+          </w:p>
+        </w:tc>
+        <w:tc>
+          <w:tcPr>
+            <w:tcW w:type="dxa" w:w="3120"/>
+          </w:tcPr>
+          <w:p>
+            <w:r/>
+            <w:r>
+              <w:rPr>
+                <w:rFonts w:ascii="宋体" w:hAnsi="宋体" w:eastAsia="宋体"/>
+                <w:b w:val="0"/>
+                <w:sz w:val="21"/>
+              </w:rPr>
+              <w:t>支撑需求—设计—代码一致性核查。</w:t>
             </w:r>
           </w:p>
         </w:tc>
@@ -150,23 +400,49 @@
       <w:tr>
         <w:tc>
           <w:tcPr>
-            <w:tcW w:type="dxa" w:w="2381"/>
-            <w:vAlign w:val="center"/>
+            <w:tcW w:type="dxa" w:w="3120"/>
           </w:tcPr>
           <w:p>
+            <w:r/>
             <w:r>
-              <w:t>过程管控</w:t>
+              <w:rPr>
+                <w:rFonts w:ascii="宋体" w:hAnsi="宋体" w:eastAsia="宋体"/>
+                <w:b w:val="0"/>
+                <w:sz w:val="21"/>
+              </w:rPr>
+              <w:t>经验问题复查</w:t>
             </w:r>
           </w:p>
         </w:tc>
         <w:tc>
           <w:tcPr>
-            <w:tcW w:type="dxa" w:w="6690"/>
-            <w:vAlign w:val="center"/>
+            <w:tcW w:type="dxa" w:w="3120"/>
           </w:tcPr>
           <w:p>
+            <w:r/>
             <w:r>
-              <w:t>保留证据位置、审查结论和复核状态，便于持续跟踪。</w:t>
+              <w:rPr>
+                <w:rFonts w:ascii="宋体" w:hAnsi="宋体" w:eastAsia="宋体"/>
+                <w:b w:val="0"/>
+                <w:sz w:val="21"/>
+              </w:rPr>
+              <w:t>故障模式库、规则库、案例检索</w:t>
+            </w:r>
+          </w:p>
+        </w:tc>
+        <w:tc>
+          <w:tcPr>
+            <w:tcW w:type="dxa" w:w="3120"/>
+          </w:tcPr>
+          <w:p>
+            <w:r/>
+            <w:r>
+              <w:rPr>
+                <w:rFonts w:ascii="宋体" w:hAnsi="宋体" w:eastAsia="宋体"/>
+                <w:b w:val="0"/>
+                <w:sz w:val="21"/>
+              </w:rPr>
+              <w:t>把历史问题转为可重复执行的检查能力。</w:t>
             </w:r>
           </w:p>
         </w:tc>
@@ -174,23 +450,49 @@
       <w:tr>
         <w:tc>
           <w:tcPr>
-            <w:tcW w:type="dxa" w:w="2381"/>
-            <w:vAlign w:val="center"/>
+            <w:tcW w:type="dxa" w:w="3120"/>
           </w:tcPr>
           <w:p>
+            <w:r/>
             <w:r>
-              <w:t>结果输出</w:t>
+              <w:rPr>
+                <w:rFonts w:ascii="宋体" w:hAnsi="宋体" w:eastAsia="宋体"/>
+                <w:b w:val="0"/>
+                <w:sz w:val="21"/>
+              </w:rPr>
+              <w:t>工具问题治理</w:t>
             </w:r>
           </w:p>
         </w:tc>
         <w:tc>
           <w:tcPr>
-            <w:tcW w:type="dxa" w:w="6690"/>
-            <w:vAlign w:val="center"/>
+            <w:tcW w:type="dxa" w:w="3120"/>
           </w:tcPr>
           <w:p>
+            <w:r/>
             <w:r>
-              <w:t>支持形成问题清单、整改建议和汇报材料。</w:t>
+              <w:rPr>
+                <w:rFonts w:ascii="宋体" w:hAnsi="宋体" w:eastAsia="宋体"/>
+                <w:b w:val="0"/>
+                <w:sz w:val="21"/>
+              </w:rPr>
+              <w:t>多工具报告归一化、误报研判、整改建议</w:t>
+            </w:r>
+          </w:p>
+        </w:tc>
+        <w:tc>
+          <w:tcPr>
+            <w:tcW w:type="dxa" w:w="3120"/>
+          </w:tcPr>
+          <w:p>
+            <w:r/>
+            <w:r>
+              <w:rPr>
+                <w:rFonts w:ascii="宋体" w:hAnsi="宋体" w:eastAsia="宋体"/>
+                <w:b w:val="0"/>
+                <w:sz w:val="21"/>
+              </w:rPr>
+              <w:t>统一管理不同工具输出，减少无效处理。</w:t>
             </w:r>
           </w:p>
         </w:tc>
@@ -198,47 +500,49 @@
       <w:tr>
         <w:tc>
           <w:tcPr>
-            <w:tcW w:type="dxa" w:w="2381"/>
-            <w:vAlign w:val="center"/>
+            <w:tcW w:type="dxa" w:w="3120"/>
           </w:tcPr>
           <w:p>
+            <w:r/>
             <w:r>
-              <w:t>部署方式</w:t>
+              <w:rPr>
+                <w:rFonts w:ascii="宋体" w:hAnsi="宋体" w:eastAsia="宋体"/>
+                <w:b w:val="0"/>
+                <w:sz w:val="21"/>
+              </w:rPr>
+              <w:t>成果交付</w:t>
             </w:r>
           </w:p>
         </w:tc>
         <w:tc>
           <w:tcPr>
-            <w:tcW w:type="dxa" w:w="6690"/>
-            <w:vAlign w:val="center"/>
+            <w:tcW w:type="dxa" w:w="3120"/>
           </w:tcPr>
           <w:p>
+            <w:r/>
             <w:r>
-              <w:t>强调本地部署、数据不出域，适配高安全场景。</w:t>
-            </w:r>
-          </w:p>
-        </w:tc>
-      </w:tr>
-      <w:tr>
-        <w:tc>
-          <w:tcPr>
-            <w:tcW w:type="dxa" w:w="2381"/>
-            <w:vAlign w:val="center"/>
-          </w:tcPr>
-          <w:p>
-            <w:r>
-              <w:t>演进重点</w:t>
+              <w:rPr>
+                <w:rFonts w:ascii="宋体" w:hAnsi="宋体" w:eastAsia="宋体"/>
+                <w:b w:val="0"/>
+                <w:sz w:val="21"/>
+              </w:rPr>
+              <w:t>问题台账、报告导出、审计留痕</w:t>
             </w:r>
           </w:p>
         </w:tc>
         <w:tc>
           <w:tcPr>
-            <w:tcW w:type="dxa" w:w="6690"/>
-            <w:vAlign w:val="center"/>
+            <w:tcW w:type="dxa" w:w="3120"/>
           </w:tcPr>
           <w:p>
+            <w:r/>
             <w:r>
-              <w:t>增强增量审查、经验回流和多工具统一治理能力。</w:t>
+              <w:rPr>
+                <w:rFonts w:ascii="宋体" w:hAnsi="宋体" w:eastAsia="宋体"/>
+                <w:b w:val="0"/>
+                <w:sz w:val="21"/>
+              </w:rPr>
+              <w:t>支持审查汇报、整改跟踪和经验沉淀。</w:t>
             </w:r>
           </w:p>
         </w:tc>
@@ -246,192 +550,262 @@
     </w:tbl>
     <w:p>
       <w:r>
-        <w:t>四项核心环节的重点与演进方向</w:t>
+        <w:rPr>
+          <w:rFonts w:ascii="宋体" w:hAnsi="宋体" w:eastAsia="宋体"/>
+          <w:b/>
+          <w:sz w:val="26"/>
+        </w:rPr>
+        <w:t>五、方案说明</w:t>
       </w:r>
     </w:p>
     <w:p>
       <w:r>
-        <w:t>需求与代码符合性确认</w:t>
+        <w:rPr>
+          <w:rFonts w:ascii="宋体" w:hAnsi="宋体" w:eastAsia="宋体"/>
+          <w:b/>
+          <w:sz w:val="24"/>
+        </w:rPr>
+        <w:t>1. 资料接入与代码仓理解</w:t>
+      </w:r>
+    </w:p>
+    <w:p>
+      <w:pPr>
+        <w:ind w:firstLine="480"/>
+      </w:pPr>
+      <w:r>
+        <w:rPr>
+          <w:rFonts w:ascii="宋体" w:hAnsi="宋体" w:eastAsia="宋体"/>
+          <w:b w:val="0"/>
+          <w:sz w:val="22"/>
+        </w:rPr>
+        <w:t>具体方案：将需求文档、设计资料、代码目录、关键文件和历史问题统一整理，先形成项目级走查上下文，再开展后续核查。</w:t>
+      </w:r>
+    </w:p>
+    <w:p>
+      <w:pPr>
+        <w:ind w:firstLine="480"/>
+      </w:pPr>
+      <w:r>
+        <w:rPr>
+          <w:rFonts w:ascii="宋体" w:hAnsi="宋体" w:eastAsia="宋体"/>
+          <w:b w:val="0"/>
+          <w:sz w:val="22"/>
+        </w:rPr>
+        <w:t>实现难点：资料分散在不同仓库、文档和工具中，代码规模大时很难快速找到真正相关的实现位置。</w:t>
+      </w:r>
+    </w:p>
+    <w:p>
+      <w:pPr>
+        <w:ind w:firstLine="480"/>
+      </w:pPr>
+      <w:r>
+        <w:rPr>
+          <w:rFonts w:ascii="宋体" w:hAnsi="宋体" w:eastAsia="宋体"/>
+          <w:b w:val="0"/>
+          <w:sz w:val="22"/>
+        </w:rPr>
+        <w:t>攻关点：需要持续提升跨文档、跨模块的关联能力，以及增量版本识别和仓结构理解能力。</w:t>
       </w:r>
     </w:p>
     <w:p>
       <w:r>
-        <w:t>当前做法：围绕需求条款逐项核对代码实现位置、处理逻辑和证据来源，让需求确认从“靠经验翻代码”转向“有依据地复核重点项”。</w:t>
+        <w:rPr>
+          <w:rFonts w:ascii="宋体" w:hAnsi="宋体" w:eastAsia="宋体"/>
+          <w:b/>
+          <w:sz w:val="24"/>
+        </w:rPr>
+        <w:t>2. 需求与代码符合性审查</w:t>
+      </w:r>
+    </w:p>
+    <w:p>
+      <w:pPr>
+        <w:ind w:firstLine="480"/>
+      </w:pPr>
+      <w:r>
+        <w:rPr>
+          <w:rFonts w:ascii="宋体" w:hAnsi="宋体" w:eastAsia="宋体"/>
+          <w:b w:val="0"/>
+          <w:sz w:val="22"/>
+        </w:rPr>
+        <w:t>具体方案：围绕需求条款逐项查找实现位置、处理逻辑和证据来源，形成“条款—代码—结论”一体化审查结果，帮助团队快速聚焦遗漏、偏差和冗余。</w:t>
+      </w:r>
+    </w:p>
+    <w:p>
+      <w:pPr>
+        <w:ind w:firstLine="480"/>
+      </w:pPr>
+      <w:r>
+        <w:rPr>
+          <w:rFonts w:ascii="宋体" w:hAnsi="宋体" w:eastAsia="宋体"/>
+          <w:b w:val="0"/>
+          <w:sz w:val="22"/>
+        </w:rPr>
+        <w:t>实现难点：需求表述和代码实现粒度差异大，一个需求往往对应多个模块甚至多个版本，人工串联成本很高。</w:t>
+      </w:r>
+    </w:p>
+    <w:p>
+      <w:pPr>
+        <w:ind w:firstLine="480"/>
+      </w:pPr>
+      <w:r>
+        <w:rPr>
+          <w:rFonts w:ascii="宋体" w:hAnsi="宋体" w:eastAsia="宋体"/>
+          <w:b w:val="0"/>
+          <w:sz w:val="22"/>
+        </w:rPr>
+        <w:t>攻关点：需要加强需求条款拆分、跨文件证据聚合和版本差异联动能力，让回归走查更高效。</w:t>
       </w:r>
     </w:p>
     <w:p>
       <w:r>
-        <w:t>业务现状：</w:t>
+        <w:rPr>
+          <w:rFonts w:ascii="宋体" w:hAnsi="宋体" w:eastAsia="宋体"/>
+          <w:b/>
+          <w:sz w:val="24"/>
+        </w:rPr>
+        <w:t>3. 设计落实核查</w:t>
+      </w:r>
+    </w:p>
+    <w:p>
+      <w:pPr>
+        <w:ind w:firstLine="480"/>
+      </w:pPr>
+      <w:r>
+        <w:rPr>
+          <w:rFonts w:ascii="宋体" w:hAnsi="宋体" w:eastAsia="宋体"/>
+          <w:b w:val="0"/>
+          <w:sz w:val="22"/>
+        </w:rPr>
+        <w:t>具体方案：结合详细设计、接口约束和关键算法说明，检查代码实现是否按设计思路落地，并输出偏差说明和改进建议。</w:t>
+      </w:r>
+    </w:p>
+    <w:p>
+      <w:pPr>
+        <w:ind w:firstLine="480"/>
+      </w:pPr>
+      <w:r>
+        <w:rPr>
+          <w:rFonts w:ascii="宋体" w:hAnsi="宋体" w:eastAsia="宋体"/>
+          <w:b w:val="0"/>
+          <w:sz w:val="22"/>
+        </w:rPr>
+        <w:t>实现难点：设计文档更新快、表达方式不统一，且设计点常跨多个模块，导致核查过程容易遗漏证据。</w:t>
+      </w:r>
+    </w:p>
+    <w:p>
+      <w:pPr>
+        <w:ind w:firstLine="480"/>
+      </w:pPr>
+      <w:r>
+        <w:rPr>
+          <w:rFonts w:ascii="宋体" w:hAnsi="宋体" w:eastAsia="宋体"/>
+          <w:b w:val="0"/>
+          <w:sz w:val="22"/>
+        </w:rPr>
+        <w:t>攻关点：需要进一步强化设计条目结构化、调用关系理解和关键约束识别能力。</w:t>
       </w:r>
     </w:p>
     <w:p>
       <w:r>
-        <w:t>• 需求、设计、代码分散在不同资料中，人工串联成本高。</w:t>
+        <w:rPr>
+          <w:rFonts w:ascii="宋体" w:hAnsi="宋体" w:eastAsia="宋体"/>
+          <w:b/>
+          <w:sz w:val="24"/>
+        </w:rPr>
+        <w:t>4. 经验问题复查</w:t>
+      </w:r>
+    </w:p>
+    <w:p>
+      <w:pPr>
+        <w:ind w:firstLine="480"/>
+      </w:pPr>
+      <w:r>
+        <w:rPr>
+          <w:rFonts w:ascii="宋体" w:hAnsi="宋体" w:eastAsia="宋体"/>
+          <w:b w:val="0"/>
+          <w:sz w:val="22"/>
+        </w:rPr>
+        <w:t>具体方案：把历史型号中的典型故障模式、专项检查规则和审查经验沉淀下来，对重点模块开展定向复查，减少同类问题反复出现。</w:t>
+      </w:r>
+    </w:p>
+    <w:p>
+      <w:pPr>
+        <w:ind w:firstLine="480"/>
+      </w:pPr>
+      <w:r>
+        <w:rPr>
+          <w:rFonts w:ascii="宋体" w:hAnsi="宋体" w:eastAsia="宋体"/>
+          <w:b w:val="0"/>
+          <w:sz w:val="22"/>
+        </w:rPr>
+        <w:t>实现难点：经验通常掌握在少数专家手中，表达方式不统一，直接复用到新项目时容易失真。</w:t>
+      </w:r>
+    </w:p>
+    <w:p>
+      <w:pPr>
+        <w:ind w:firstLine="480"/>
+      </w:pPr>
+      <w:r>
+        <w:rPr>
+          <w:rFonts w:ascii="宋体" w:hAnsi="宋体" w:eastAsia="宋体"/>
+          <w:b w:val="0"/>
+          <w:sz w:val="22"/>
+        </w:rPr>
+        <w:t>攻关点：需要持续完善经验条目治理、专题知识库建设和按场景智能推荐能力。</w:t>
       </w:r>
     </w:p>
     <w:p>
       <w:r>
-        <w:t>• 软件规模持续增长，全量人工走查越来越难覆盖。</w:t>
+        <w:rPr>
+          <w:rFonts w:ascii="宋体" w:hAnsi="宋体" w:eastAsia="宋体"/>
+          <w:b/>
+          <w:sz w:val="24"/>
+        </w:rPr>
+        <w:t>5. 多工具问题统一治理</w:t>
       </w:r>
     </w:p>
     <w:p>
+      <w:pPr>
+        <w:ind w:firstLine="480"/>
+      </w:pPr>
       <w:r>
-        <w:t>• 需求频繁迭代后，回归确认容易重复劳动。</w:t>
+        <w:rPr>
+          <w:rFonts w:ascii="宋体" w:hAnsi="宋体" w:eastAsia="宋体"/>
+          <w:b w:val="0"/>
+          <w:sz w:val="22"/>
+        </w:rPr>
+        <w:t>具体方案：导入多种扫描工具结果，按问题类型、风险等级和代码上下文统一整理，再结合语义理解做二次研判，帮助团队优先处理真正影响质量的事项。</w:t>
       </w:r>
     </w:p>
     <w:p>
+      <w:pPr>
+        <w:ind w:firstLine="480"/>
+      </w:pPr>
       <w:r>
-        <w:t>发展趋势：</w:t>
+        <w:rPr>
+          <w:rFonts w:ascii="宋体" w:hAnsi="宋体" w:eastAsia="宋体"/>
+          <w:b w:val="0"/>
+          <w:sz w:val="22"/>
+        </w:rPr>
+        <w:t>实现难点：不同工具口径不一、误报较多，同一问题可能被重复上报，传统方式难以快速形成统一处理意见。</w:t>
       </w:r>
     </w:p>
     <w:p>
+      <w:pPr>
+        <w:ind w:firstLine="480"/>
+      </w:pPr>
       <w:r>
-        <w:t>• 代码走查正从抽样检查转向“全量筛查+人工聚焦复核”。</w:t>
-      </w:r>
-    </w:p>
-    <w:p>
-      <w:r>
-        <w:t>• 需求、代码、问题单的持续联动会成为版本管理常态。</w:t>
-      </w:r>
-    </w:p>
-    <w:p>
-      <w:r>
-        <w:t>设计落实核查</w:t>
-      </w:r>
-    </w:p>
-    <w:p>
-      <w:r>
-        <w:t>当前做法：围绕详细设计说明检查实现是否按设计思路落地，把接口偏差、逻辑遗漏和约束失配尽量前移发现。</w:t>
-      </w:r>
-    </w:p>
-    <w:p>
-      <w:r>
-        <w:t>业务现状：</w:t>
-      </w:r>
-    </w:p>
-    <w:p>
-      <w:r>
-        <w:t>• 设计文档更新快、颗粒度不一，审查结论容易失效。</w:t>
-      </w:r>
-    </w:p>
-    <w:p>
-      <w:r>
-        <w:t>• 一个设计点往往落在多个模块和调用关系中，人工追踪费时。</w:t>
-      </w:r>
-    </w:p>
-    <w:p>
-      <w:r>
-        <w:t>• 项目越来越重视“发现问题后能否快速定位证据”。</w:t>
-      </w:r>
-    </w:p>
-    <w:p>
-      <w:r>
-        <w:t>发展趋势：</w:t>
-      </w:r>
-    </w:p>
-    <w:p>
-      <w:r>
-        <w:t>• 设计核查会从一次性审查转向随版本持续跟踪。</w:t>
-      </w:r>
-    </w:p>
-    <w:p>
-      <w:r>
-        <w:t>• 差异提醒、增量核查和证据留痕会成为常用能力。</w:t>
-      </w:r>
-    </w:p>
-    <w:p>
-      <w:r>
-        <w:t>经验问题复查</w:t>
-      </w:r>
-    </w:p>
-    <w:p>
-      <w:r>
-        <w:t>当前做法：把历史型号中常见的故障模式、规则和审查经验沉淀下来，对重点模块开展定向复查，减少老问题反复出现。</w:t>
-      </w:r>
-    </w:p>
-    <w:p>
-      <w:r>
-        <w:t>业务现状：</w:t>
-      </w:r>
-    </w:p>
-    <w:p>
-      <w:r>
-        <w:t>• 同类问题在不同项目中反复出现，但经验常掌握在少数专家手里。</w:t>
-      </w:r>
-    </w:p>
-    <w:p>
-      <w:r>
-        <w:t>• 经验条目表达方式不统一，复用效果容易波动。</w:t>
-      </w:r>
-    </w:p>
-    <w:p>
-      <w:r>
-        <w:t>• 新项目普遍希望把过往教训直接转化为可执行检查项。</w:t>
-      </w:r>
-    </w:p>
-    <w:p>
-      <w:r>
-        <w:t>发展趋势：</w:t>
-      </w:r>
-    </w:p>
-    <w:p>
-      <w:r>
-        <w:t>• 经验库会从个人笔记转向团队共享的长期资产。</w:t>
-      </w:r>
-    </w:p>
-    <w:p>
-      <w:r>
-        <w:t>• 高风险专题检查会与项目阶段、模块属性和历史缺陷联动。</w:t>
-      </w:r>
-    </w:p>
-    <w:p>
-      <w:r>
-        <w:t>工具问题治理</w:t>
-      </w:r>
-    </w:p>
-    <w:p>
-      <w:r>
-        <w:t>当前做法：把多种代码检查工具输出的问题统一整理，再结合上下文做二次研判，帮助团队优先处理真正影响质量的事项。</w:t>
-      </w:r>
-    </w:p>
-    <w:p>
-      <w:r>
-        <w:t>业务现状：</w:t>
-      </w:r>
-    </w:p>
-    <w:p>
-      <w:r>
-        <w:t>• 检查工具越来越多，但误报多、口径不一的问题依旧明显。</w:t>
-      </w:r>
-    </w:p>
-    <w:p>
-      <w:r>
-        <w:t>• 问题清单分散在不同工具中，整改优先级难统一。</w:t>
-      </w:r>
-    </w:p>
-    <w:p>
-      <w:r>
-        <w:t>• 管理层更关注问题闭环效率，而不只是问题数量。</w:t>
-      </w:r>
-    </w:p>
-    <w:p>
-      <w:r>
-        <w:t>发展趋势：</w:t>
-      </w:r>
-    </w:p>
-    <w:p>
-      <w:r>
-        <w:t>• 多源问题统一治理会成为质量管理的重要入口。</w:t>
-      </w:r>
-    </w:p>
-    <w:p>
-      <w:r>
-        <w:t>• 私有化部署、证据留痕和整改建议闭环会逐步成为标配。</w:t>
+        <w:rPr>
+          <w:rFonts w:ascii="宋体" w:hAnsi="宋体" w:eastAsia="宋体"/>
+          <w:b w:val="0"/>
+          <w:sz w:val="22"/>
+        </w:rPr>
+        <w:t>攻关点：需要持续提升问题归并、误报识别、修复建议生成和整改闭环跟踪能力。</w:t>
       </w:r>
     </w:p>
     <w:sectPr>
       <w:pgSz w:w="12240" w:h="15840"/>
-      <w:pgMar w:top="1417" w:right="1417" w:bottom="1134" w:left="1417" w:header="720" w:footer="720" w:gutter="0"/>
+      <w:pgMar w:top="1440" w:right="1440" w:bottom="1440" w:left="1440" w:header="720" w:footer="720" w:gutter="0"/>
       <w:cols w:space="720"/>
       <w:docGrid w:linePitch="360"/>
     </w:sectPr>
